--- a/ind/docx/59.content.docx
+++ b/ind/docx/59.content.docx
@@ -19,7 +19,7 @@
         <w:rPr>
           <w:lang w:val="id_ID" w:bidi="id_ID"/>
         </w:rPr>
-        <w:t>Resource: Tyndale Open Study Notes</w:t>
+        <w:t>Resource: Aquifer Open Study Notes (Book Intros)</w:t>
       </w:r>
       <w:r>
         <w:rPr>
@@ -112,7 +112,7 @@
         <w:rPr>
           <w:lang w:val="id_ID" w:bidi="id_ID"/>
         </w:rPr>
-        <w:t>Tyndale Open Study Notes</w:t>
+        <w:t>Aquifer Open Study Notes (Book Intros)</w:t>
       </w:r>
     </w:p>
     <w:p>

--- a/ind/docx/59.content.docx
+++ b/ind/docx/59.content.docx
@@ -258,180 +258,120 @@
         </w:rPr>
         <w:t>Yakobus, saudara Yesus, menjadi pemimpin yang diakui di gereja Yerusalem tak lama setelah kebangkitan Yesus. Dia menulis kepada orang Kristen Yahudi (</w:t>
       </w:r>
-      <w:hyperlink r:id="rId13">
-        <w:r>
-          <w:rPr>
-            <w:lang w:val="id_ID" w:bidi="id_ID"/>
-          </w:rPr>
-          <w:rPr>
-            <w:color w:val="0000EE"/>
-            <w:u w:val="single"/>
-          </w:rPr>
-          <w:t>Yak. 1:1</w:t>
-        </w:r>
-      </w:hyperlink>
+      <w:r>
+        <w:rPr>
+          <w:lang w:val="id_ID" w:bidi="id_ID"/>
+        </w:rPr>
+        <w:t>Yak. 1:1</w:t>
+      </w:r>
       <w:r>
         <w:rPr>
           <w:lang w:val="id_ID" w:bidi="id_ID"/>
         </w:rPr>
         <w:t>) yang telah tercerai-berai akibat penganiayaan yang dimulai dengan perajaman Stefanus (</w:t>
       </w:r>
-      <w:hyperlink r:id="rId14">
-        <w:r>
-          <w:rPr>
-            <w:lang w:val="id_ID" w:bidi="id_ID"/>
-          </w:rPr>
-          <w:rPr>
-            <w:color w:val="0000EE"/>
-            <w:u w:val="single"/>
-          </w:rPr>
-          <w:t>Kisah 8:1</w:t>
-        </w:r>
-      </w:hyperlink>
+      <w:r>
+        <w:rPr>
+          <w:lang w:val="id_ID" w:bidi="id_ID"/>
+        </w:rPr>
+        <w:t>Kisah 8:1</w:t>
+      </w:r>
       <w:r>
         <w:rPr>
           <w:lang w:val="id_ID" w:bidi="id_ID"/>
         </w:rPr>
         <w:t xml:space="preserve">; </w:t>
       </w:r>
-      <w:hyperlink r:id="rId15">
-        <w:r>
-          <w:rPr>
-            <w:lang w:val="id_ID" w:bidi="id_ID"/>
-          </w:rPr>
-          <w:rPr>
-            <w:color w:val="0000EE"/>
-            <w:u w:val="single"/>
-          </w:rPr>
-          <w:t>11:19</w:t>
-        </w:r>
-      </w:hyperlink>
+      <w:r>
+        <w:rPr>
+          <w:lang w:val="id_ID" w:bidi="id_ID"/>
+        </w:rPr>
+        <w:t>11:19</w:t>
+      </w:r>
       <w:r>
         <w:rPr>
           <w:lang w:val="id_ID" w:bidi="id_ID"/>
         </w:rPr>
         <w:t>). Mereka tinggal di antara orang Yahudi yang sebelumnya telah "tersebar di luar negeri" dalam perantauan (Diaspora) (</w:t>
       </w:r>
-      <w:hyperlink r:id="rId13">
-        <w:r>
-          <w:rPr>
-            <w:lang w:val="id_ID" w:bidi="id_ID"/>
-          </w:rPr>
-          <w:rPr>
-            <w:color w:val="0000EE"/>
-            <w:u w:val="single"/>
-          </w:rPr>
-          <w:t>Yak. 1:1</w:t>
-        </w:r>
-      </w:hyperlink>
+      <w:r>
+        <w:rPr>
+          <w:lang w:val="id_ID" w:bidi="id_ID"/>
+        </w:rPr>
+        <w:t>Yak. 1:1</w:t>
+      </w:r>
       <w:r>
         <w:rPr>
           <w:lang w:val="id_ID" w:bidi="id_ID"/>
         </w:rPr>
         <w:t xml:space="preserve">; lihat </w:t>
       </w:r>
-      <w:hyperlink r:id="rId16">
-        <w:r>
-          <w:rPr>
-            <w:lang w:val="id_ID" w:bidi="id_ID"/>
-          </w:rPr>
-          <w:rPr>
-            <w:color w:val="0000EE"/>
-            <w:u w:val="single"/>
-          </w:rPr>
-          <w:t>Yohanes 7:35</w:t>
-        </w:r>
-      </w:hyperlink>
+      <w:r>
+        <w:rPr>
+          <w:lang w:val="id_ID" w:bidi="id_ID"/>
+        </w:rPr>
+        <w:t>Yohanes 7:35</w:t>
+      </w:r>
       <w:r>
         <w:rPr>
           <w:lang w:val="id_ID" w:bidi="id_ID"/>
         </w:rPr>
         <w:t>). Diaspora berawal dari pembuangan oleh bangsa Asyur atas Israel (kerajaan utara) pada tahun 722–721 Sebelum Masehi dan pembuangan bangsa Babilonia atas Yehuda (kerajaan selatan) pada tahun 586 Sebelum Masehi. Penyebaran ini kemudian mencakup banyak orang Yahudi yang melakukan perjalanan secara luas di seluruh kekaisaran Yunani dan Roma (</w:t>
       </w:r>
-      <w:hyperlink r:id="rId17">
-        <w:r>
-          <w:rPr>
-            <w:lang w:val="id_ID" w:bidi="id_ID"/>
-          </w:rPr>
-          <w:rPr>
-            <w:color w:val="0000EE"/>
-            <w:u w:val="single"/>
-          </w:rPr>
-          <w:t>Yak. 4:13</w:t>
-        </w:r>
-      </w:hyperlink>
+      <w:r>
+        <w:rPr>
+          <w:lang w:val="id_ID" w:bidi="id_ID"/>
+        </w:rPr>
+        <w:t>Yak. 4:13</w:t>
+      </w:r>
       <w:r>
         <w:rPr>
           <w:lang w:val="id_ID" w:bidi="id_ID"/>
         </w:rPr>
         <w:t xml:space="preserve">; </w:t>
       </w:r>
-      <w:hyperlink r:id="rId18">
-        <w:r>
-          <w:rPr>
-            <w:lang w:val="id_ID" w:bidi="id_ID"/>
-          </w:rPr>
-          <w:rPr>
-            <w:color w:val="0000EE"/>
-            <w:u w:val="single"/>
-          </w:rPr>
-          <w:t>Kisah 13:14</w:t>
-        </w:r>
-      </w:hyperlink>
+      <w:r>
+        <w:rPr>
+          <w:lang w:val="id_ID" w:bidi="id_ID"/>
+        </w:rPr>
+        <w:t>Kisah 13:14</w:t>
+      </w:r>
       <w:r>
         <w:rPr>
           <w:lang w:val="id_ID" w:bidi="id_ID"/>
         </w:rPr>
         <w:t xml:space="preserve">; </w:t>
       </w:r>
-      <w:hyperlink r:id="rId19">
-        <w:r>
-          <w:rPr>
-            <w:lang w:val="id_ID" w:bidi="id_ID"/>
-          </w:rPr>
-          <w:rPr>
-            <w:color w:val="0000EE"/>
-            <w:u w:val="single"/>
-          </w:rPr>
-          <w:t>17:1</w:t>
-        </w:r>
-      </w:hyperlink>
+      <w:r>
+        <w:rPr>
+          <w:lang w:val="id_ID" w:bidi="id_ID"/>
+        </w:rPr>
+        <w:t>17:1</w:t>
+      </w:r>
       <w:r>
         <w:rPr>
           <w:lang w:val="id_ID" w:bidi="id_ID"/>
         </w:rPr>
         <w:t>). Pada pertengahan abad pertama, terdapat komunitas Yahudi di seluruh dunia Yunani-Romawi. Orang percaya Diaspora Yahudi berada di bawah tekanan dari masyarakat yang menindas mereka secara ekonomi (</w:t>
       </w:r>
-      <w:hyperlink r:id="rId20">
-        <w:r>
-          <w:rPr>
-            <w:lang w:val="id_ID" w:bidi="id_ID"/>
-          </w:rPr>
-          <w:rPr>
-            <w:color w:val="0000EE"/>
-            <w:u w:val="single"/>
-          </w:rPr>
-          <w:t>Yak. 2:6</w:t>
-        </w:r>
-      </w:hyperlink>
+      <w:r>
+        <w:rPr>
+          <w:lang w:val="id_ID" w:bidi="id_ID"/>
+        </w:rPr>
+        <w:t>Yak. 2:6</w:t>
+      </w:r>
       <w:r>
         <w:rPr>
           <w:lang w:val="id_ID" w:bidi="id_ID"/>
         </w:rPr>
         <w:t>) dan diperlakukan secara tidak adil karena iman mereka kepada Yesus Kristus (</w:t>
       </w:r>
-      <w:hyperlink r:id="rId21">
-        <w:r>
-          <w:rPr>
-            <w:lang w:val="id_ID" w:bidi="id_ID"/>
-          </w:rPr>
-          <w:rPr>
-            <w:color w:val="0000EE"/>
-            <w:u w:val="single"/>
-          </w:rPr>
-          <w:t>Yak. 2:7</w:t>
-        </w:r>
-      </w:hyperlink>
+      <w:r>
+        <w:rPr>
+          <w:lang w:val="id_ID" w:bidi="id_ID"/>
+        </w:rPr>
+        <w:t>Yak. 2:7</w:t>
+      </w:r>
       <w:r>
         <w:rPr>
           <w:lang w:val="id_ID" w:bidi="id_ID"/>
@@ -463,72 +403,48 @@
         </w:rPr>
         <w:t>Surat Yakobus ditulis dari sudut pandang pastoral dan lebih menekankan etika dibandingkan kitab-kitab Perjanjian Baru lainnya. Surat ini berisi ajaran yang didasarkan pada hukum sebagaimana dipahami melalui kehidupan dan ajaran Yesus (</w:t>
       </w:r>
-      <w:hyperlink r:id="rId22">
-        <w:r>
-          <w:rPr>
-            <w:lang w:val="id_ID" w:bidi="id_ID"/>
-          </w:rPr>
-          <w:rPr>
-            <w:color w:val="0000EE"/>
-            <w:u w:val="single"/>
-          </w:rPr>
-          <w:t>Yak. 1:25</w:t>
-        </w:r>
-      </w:hyperlink>
+      <w:r>
+        <w:rPr>
+          <w:lang w:val="id_ID" w:bidi="id_ID"/>
+        </w:rPr>
+        <w:t>Yak. 1:25</w:t>
+      </w:r>
       <w:r>
         <w:rPr>
           <w:lang w:val="id_ID" w:bidi="id_ID"/>
         </w:rPr>
         <w:t xml:space="preserve">; </w:t>
       </w:r>
-      <w:hyperlink r:id="rId23">
-        <w:r>
-          <w:rPr>
-            <w:lang w:val="id_ID" w:bidi="id_ID"/>
-          </w:rPr>
-          <w:rPr>
-            <w:color w:val="0000EE"/>
-            <w:u w:val="single"/>
-          </w:rPr>
-          <w:t>2:8</w:t>
-        </w:r>
-      </w:hyperlink>
+      <w:r>
+        <w:rPr>
+          <w:lang w:val="id_ID" w:bidi="id_ID"/>
+        </w:rPr>
+        <w:t>2:8</w:t>
+      </w:r>
       <w:r>
         <w:rPr>
           <w:lang w:val="id_ID" w:bidi="id_ID"/>
         </w:rPr>
         <w:t>). Yakobus juga mencerminkan ajaran Yesus sendiri, terutama seperti yang kemudian dicatat dalam "Khotbah di Bukit" dalam Matius (</w:t>
       </w:r>
-      <w:hyperlink r:id="rId24">
-        <w:r>
-          <w:rPr>
-            <w:lang w:val="id_ID" w:bidi="id_ID"/>
-          </w:rPr>
-          <w:rPr>
-            <w:color w:val="0000EE"/>
-            <w:u w:val="single"/>
-          </w:rPr>
-          <w:t>Mat. 5–7</w:t>
-        </w:r>
-      </w:hyperlink>
+      <w:r>
+        <w:rPr>
+          <w:lang w:val="id_ID" w:bidi="id_ID"/>
+        </w:rPr>
+        <w:t>Mat. 5–7</w:t>
+      </w:r>
       <w:r>
         <w:rPr>
           <w:lang w:val="id_ID" w:bidi="id_ID"/>
         </w:rPr>
         <w:t>) dan "Khotbah di tanah Datar" dalam Lukas (</w:t>
       </w:r>
-      <w:hyperlink r:id="rId25">
-        <w:r>
-          <w:rPr>
-            <w:lang w:val="id_ID" w:bidi="id_ID"/>
-          </w:rPr>
-          <w:rPr>
-            <w:color w:val="0000EE"/>
-            <w:u w:val="single"/>
-          </w:rPr>
-          <w:t>Lukas 6:20–49</w:t>
-        </w:r>
-      </w:hyperlink>
+      <w:r>
+        <w:rPr>
+          <w:lang w:val="id_ID" w:bidi="id_ID"/>
+        </w:rPr>
+        <w:t>Lukas 6:20–49</w:t>
+      </w:r>
       <w:r>
         <w:rPr>
           <w:lang w:val="id_ID" w:bidi="id_ID"/>
@@ -560,18 +476,12 @@
         </w:rPr>
         <w:t>Surat Yakobus ditulis oleh salah satu saudara Yesus. Yusuf dan Maria juga memiliki beberapa anak laki-laki lainnya (</w:t>
       </w:r>
-      <w:hyperlink r:id="rId26">
-        <w:r>
-          <w:rPr>
-            <w:lang w:val="id_ID" w:bidi="id_ID"/>
-          </w:rPr>
-          <w:rPr>
-            <w:color w:val="0000EE"/>
-            <w:u w:val="single"/>
-          </w:rPr>
-          <w:t>Mat. 13:55</w:t>
-        </w:r>
-      </w:hyperlink>
+      <w:r>
+        <w:rPr>
+          <w:lang w:val="id_ID" w:bidi="id_ID"/>
+        </w:rPr>
+        <w:t>Mat. 13:55</w:t>
+      </w:r>
       <w:r>
         <w:rPr>
           <w:lang w:val="id_ID" w:bidi="id_ID"/>
@@ -592,108 +502,72 @@
         </w:rPr>
         <w:t>Selama pelayanan Yesus, baik Yakobus maupun saudara-saudara lainnya bukanlah pengikut-pengikut Yesus. Mereka bahkan mencoba menghentikan pelayanannya dan membawanya pulang (</w:t>
       </w:r>
-      <w:hyperlink r:id="rId27">
-        <w:r>
-          <w:rPr>
-            <w:lang w:val="id_ID" w:bidi="id_ID"/>
-          </w:rPr>
-          <w:rPr>
-            <w:color w:val="0000EE"/>
-            <w:u w:val="single"/>
-          </w:rPr>
-          <w:t>Markus 3:20–21</w:t>
-        </w:r>
-      </w:hyperlink>
+      <w:r>
+        <w:rPr>
+          <w:lang w:val="id_ID" w:bidi="id_ID"/>
+        </w:rPr>
+        <w:t>Markus 3:20–21</w:t>
+      </w:r>
       <w:r>
         <w:rPr>
           <w:lang w:val="id_ID" w:bidi="id_ID"/>
         </w:rPr>
         <w:t xml:space="preserve">; bdk. </w:t>
       </w:r>
-      <w:hyperlink r:id="rId28">
-        <w:r>
-          <w:rPr>
-            <w:lang w:val="id_ID" w:bidi="id_ID"/>
-          </w:rPr>
-          <w:rPr>
-            <w:color w:val="0000EE"/>
-            <w:u w:val="single"/>
-          </w:rPr>
-          <w:t>Yohanes 7:3–5</w:t>
-        </w:r>
-      </w:hyperlink>
+      <w:r>
+        <w:rPr>
+          <w:lang w:val="id_ID" w:bidi="id_ID"/>
+        </w:rPr>
+        <w:t>Yohanes 7:3–5</w:t>
+      </w:r>
       <w:r>
         <w:rPr>
           <w:lang w:val="id_ID" w:bidi="id_ID"/>
         </w:rPr>
         <w:t xml:space="preserve">). Setelah kebangkitan Yesus, Yakobus menjadi percaya, mungkin setelah penampakan kebangkitan pribadi yang meyakinkannya bahwa Yesus adalah Kristus (lihat </w:t>
       </w:r>
-      <w:hyperlink r:id="rId29">
-        <w:r>
-          <w:rPr>
-            <w:lang w:val="id_ID" w:bidi="id_ID"/>
-          </w:rPr>
-          <w:rPr>
-            <w:color w:val="0000EE"/>
-            <w:u w:val="single"/>
-          </w:rPr>
-          <w:t>1Kor. 15:7</w:t>
-        </w:r>
-      </w:hyperlink>
+      <w:r>
+        <w:rPr>
+          <w:lang w:val="id_ID" w:bidi="id_ID"/>
+        </w:rPr>
+        <w:t>1Kor. 15:7</w:t>
+      </w:r>
       <w:r>
         <w:rPr>
           <w:lang w:val="id_ID" w:bidi="id_ID"/>
         </w:rPr>
         <w:t>). Yakobus bersama yang lain di ruang atas ketika Roh diberikan pada hari Pentakosta (</w:t>
       </w:r>
-      <w:hyperlink r:id="rId30">
-        <w:r>
-          <w:rPr>
-            <w:lang w:val="id_ID" w:bidi="id_ID"/>
-          </w:rPr>
-          <w:rPr>
-            <w:color w:val="0000EE"/>
-            <w:u w:val="single"/>
-          </w:rPr>
-          <w:t>Kisah 1:14</w:t>
-        </w:r>
-      </w:hyperlink>
+      <w:r>
+        <w:rPr>
+          <w:lang w:val="id_ID" w:bidi="id_ID"/>
+        </w:rPr>
+        <w:t>Kisah 1:14</w:t>
+      </w:r>
       <w:r>
         <w:rPr>
           <w:lang w:val="id_ID" w:bidi="id_ID"/>
         </w:rPr>
         <w:t xml:space="preserve">; </w:t>
       </w:r>
-      <w:hyperlink r:id="rId31">
-        <w:r>
-          <w:rPr>
-            <w:lang w:val="id_ID" w:bidi="id_ID"/>
-          </w:rPr>
-          <w:rPr>
-            <w:color w:val="0000EE"/>
-            <w:u w:val="single"/>
-          </w:rPr>
-          <w:t>2:1–3</w:t>
-        </w:r>
-      </w:hyperlink>
+      <w:r>
+        <w:rPr>
+          <w:lang w:val="id_ID" w:bidi="id_ID"/>
+        </w:rPr>
+        <w:t>2:1–3</w:t>
+      </w:r>
       <w:r>
         <w:rPr>
           <w:lang w:val="id_ID" w:bidi="id_ID"/>
         </w:rPr>
         <w:t xml:space="preserve">), dan ia naik ke posisi kepemimpinan di gereja Yerusalem (lihat </w:t>
       </w:r>
-      <w:hyperlink r:id="rId32">
-        <w:r>
-          <w:rPr>
-            <w:lang w:val="id_ID" w:bidi="id_ID"/>
-          </w:rPr>
-          <w:rPr>
-            <w:color w:val="0000EE"/>
-            <w:u w:val="single"/>
-          </w:rPr>
-          <w:t>Kisah 15:13–22</w:t>
-        </w:r>
-      </w:hyperlink>
+      <w:r>
+        <w:rPr>
+          <w:lang w:val="id_ID" w:bidi="id_ID"/>
+        </w:rPr>
+        <w:t>Kisah 15:13–22</w:t>
+      </w:r>
       <w:r>
         <w:rPr>
           <w:lang w:val="id_ID" w:bidi="id_ID"/>
@@ -725,18 +599,12 @@
         </w:rPr>
         <w:t xml:space="preserve">Surat Yakobus mungkin adalah kitab paling awal dalam Perjanjian Baru, ditulis setelah penganiayaan di bawah Herodes Agripa (tahun 44 M, </w:t>
       </w:r>
-      <w:hyperlink r:id="rId33">
-        <w:r>
-          <w:rPr>
-            <w:lang w:val="id_ID" w:bidi="id_ID"/>
-          </w:rPr>
-          <w:rPr>
-            <w:color w:val="0000EE"/>
-            <w:u w:val="single"/>
-          </w:rPr>
-          <w:t>Kisah 12:1–5</w:t>
-        </w:r>
-      </w:hyperlink>
+      <w:r>
+        <w:rPr>
+          <w:lang w:val="id_ID" w:bidi="id_ID"/>
+        </w:rPr>
+        <w:t>Kisah 12:1–5</w:t>
+      </w:r>
       <w:r>
         <w:rPr>
           <w:lang w:val="id_ID" w:bidi="id_ID"/>
@@ -756,18 +624,12 @@
         </w:rPr>
         <w:t xml:space="preserve"> (“pertemuan,” </w:t>
       </w:r>
-      <w:hyperlink r:id="rId34">
-        <w:r>
-          <w:rPr>
-            <w:lang w:val="id_ID" w:bidi="id_ID"/>
-          </w:rPr>
-          <w:rPr>
-            <w:color w:val="0000EE"/>
-            <w:u w:val="single"/>
-          </w:rPr>
-          <w:t>Yak. 2:2</w:t>
-        </w:r>
-      </w:hyperlink>
+      <w:r>
+        <w:rPr>
+          <w:lang w:val="id_ID" w:bidi="id_ID"/>
+        </w:rPr>
+        <w:t>Yak. 2:2</w:t>
+      </w:r>
       <w:r>
         <w:rPr>
           <w:lang w:val="id_ID" w:bidi="id_ID"/>
@@ -787,18 +649,12 @@
         </w:rPr>
         <w:t xml:space="preserve"> (</w:t>
       </w:r>
-      <w:hyperlink r:id="rId35">
-        <w:r>
-          <w:rPr>
-            <w:lang w:val="id_ID" w:bidi="id_ID"/>
-          </w:rPr>
-          <w:rPr>
-            <w:color w:val="0000EE"/>
-            <w:u w:val="single"/>
-          </w:rPr>
-          <w:t>Yak. 5:14</w:t>
-        </w:r>
-      </w:hyperlink>
+      <w:r>
+        <w:rPr>
+          <w:lang w:val="id_ID" w:bidi="id_ID"/>
+        </w:rPr>
+        <w:t>Yak. 5:14</w:t>
+      </w:r>
       <w:r>
         <w:rPr>
           <w:lang w:val="id_ID" w:bidi="id_ID"/>
@@ -831,36 +687,24 @@
         </w:rPr>
         <w:t xml:space="preserve"> (</w:t>
       </w:r>
-      <w:hyperlink r:id="rId36">
-        <w:r>
-          <w:rPr>
-            <w:lang w:val="id_ID" w:bidi="id_ID"/>
-          </w:rPr>
-          <w:rPr>
-            <w:color w:val="0000EE"/>
-            <w:u w:val="single"/>
-          </w:rPr>
-          <w:t>Yak. 1:23</w:t>
-        </w:r>
-      </w:hyperlink>
+      <w:r>
+        <w:rPr>
+          <w:lang w:val="id_ID" w:bidi="id_ID"/>
+        </w:rPr>
+        <w:t>Yak. 1:23</w:t>
+      </w:r>
       <w:r>
         <w:rPr>
           <w:lang w:val="id_ID" w:bidi="id_ID"/>
         </w:rPr>
         <w:t xml:space="preserve">, </w:t>
       </w:r>
-      <w:hyperlink r:id="rId22">
-        <w:r>
-          <w:rPr>
-            <w:lang w:val="id_ID" w:bidi="id_ID"/>
-          </w:rPr>
-          <w:rPr>
-            <w:color w:val="0000EE"/>
-            <w:u w:val="single"/>
-          </w:rPr>
-          <w:t>25</w:t>
-        </w:r>
-      </w:hyperlink>
+      <w:r>
+        <w:rPr>
+          <w:lang w:val="id_ID" w:bidi="id_ID"/>
+        </w:rPr>
+        <w:t>25</w:t>
+      </w:r>
       <w:r>
         <w:rPr>
           <w:lang w:val="id_ID" w:bidi="id_ID"/>
@@ -881,198 +725,132 @@
         </w:rPr>
         <w:t>Surat ini diyakini ditulis dari Yerusalem berdasarkan informasi dalam Kisah Para Rasul dan Galatia mengenai lokasi Yakobus (</w:t>
       </w:r>
-      <w:hyperlink r:id="rId32">
-        <w:r>
-          <w:rPr>
-            <w:lang w:val="id_ID" w:bidi="id_ID"/>
-          </w:rPr>
-          <w:rPr>
-            <w:color w:val="0000EE"/>
-            <w:u w:val="single"/>
-          </w:rPr>
-          <w:t>Kisah 15:13–22</w:t>
-        </w:r>
-      </w:hyperlink>
+      <w:r>
+        <w:rPr>
+          <w:lang w:val="id_ID" w:bidi="id_ID"/>
+        </w:rPr>
+        <w:t>Kisah 15:13–22</w:t>
+      </w:r>
       <w:r>
         <w:rPr>
           <w:lang w:val="id_ID" w:bidi="id_ID"/>
         </w:rPr>
         <w:t xml:space="preserve">; </w:t>
       </w:r>
-      <w:hyperlink r:id="rId37">
-        <w:r>
-          <w:rPr>
-            <w:lang w:val="id_ID" w:bidi="id_ID"/>
-          </w:rPr>
-          <w:rPr>
-            <w:color w:val="0000EE"/>
-            <w:u w:val="single"/>
-          </w:rPr>
-          <w:t>21:18</w:t>
-        </w:r>
-      </w:hyperlink>
+      <w:r>
+        <w:rPr>
+          <w:lang w:val="id_ID" w:bidi="id_ID"/>
+        </w:rPr>
+        <w:t>21:18</w:t>
+      </w:r>
       <w:r>
         <w:rPr>
           <w:lang w:val="id_ID" w:bidi="id_ID"/>
         </w:rPr>
         <w:t xml:space="preserve">; </w:t>
       </w:r>
-      <w:hyperlink r:id="rId38">
-        <w:r>
-          <w:rPr>
-            <w:lang w:val="id_ID" w:bidi="id_ID"/>
-          </w:rPr>
-          <w:rPr>
-            <w:color w:val="0000EE"/>
-            <w:u w:val="single"/>
-          </w:rPr>
-          <w:t>Gal. 1:18–19</w:t>
-        </w:r>
-      </w:hyperlink>
+      <w:r>
+        <w:rPr>
+          <w:lang w:val="id_ID" w:bidi="id_ID"/>
+        </w:rPr>
+        <w:t>Gal. 1:18–19</w:t>
+      </w:r>
       <w:r>
         <w:rPr>
           <w:lang w:val="id_ID" w:bidi="id_ID"/>
         </w:rPr>
         <w:t xml:space="preserve">; </w:t>
       </w:r>
-      <w:hyperlink r:id="rId39">
-        <w:r>
-          <w:rPr>
-            <w:lang w:val="id_ID" w:bidi="id_ID"/>
-          </w:rPr>
-          <w:rPr>
-            <w:color w:val="0000EE"/>
-            <w:u w:val="single"/>
-          </w:rPr>
-          <w:t>2:9</w:t>
-        </w:r>
-      </w:hyperlink>
+      <w:r>
+        <w:rPr>
+          <w:lang w:val="id_ID" w:bidi="id_ID"/>
+        </w:rPr>
+        <w:t>2:9</w:t>
+      </w:r>
       <w:r>
         <w:rPr>
           <w:lang w:val="id_ID" w:bidi="id_ID"/>
         </w:rPr>
         <w:t xml:space="preserve">, </w:t>
       </w:r>
-      <w:hyperlink r:id="rId40">
-        <w:r>
-          <w:rPr>
-            <w:lang w:val="id_ID" w:bidi="id_ID"/>
-          </w:rPr>
-          <w:rPr>
-            <w:color w:val="0000EE"/>
-            <w:u w:val="single"/>
-          </w:rPr>
-          <w:t>12</w:t>
-        </w:r>
-      </w:hyperlink>
+      <w:r>
+        <w:rPr>
+          <w:lang w:val="id_ID" w:bidi="id_ID"/>
+        </w:rPr>
+        <w:t>12</w:t>
+      </w:r>
       <w:r>
         <w:rPr>
           <w:lang w:val="id_ID" w:bidi="id_ID"/>
         </w:rPr>
         <w:t>). Kitab ini menyebutkan hal-hal yang cocok dengan Palestina, termasuk referensi tentang panas terik (</w:t>
       </w:r>
-      <w:hyperlink r:id="rId41">
-        <w:r>
-          <w:rPr>
-            <w:lang w:val="id_ID" w:bidi="id_ID"/>
-          </w:rPr>
-          <w:rPr>
-            <w:color w:val="0000EE"/>
-            <w:u w:val="single"/>
-          </w:rPr>
-          <w:t>Yak. 1:11</w:t>
-        </w:r>
-      </w:hyperlink>
+      <w:r>
+        <w:rPr>
+          <w:lang w:val="id_ID" w:bidi="id_ID"/>
+        </w:rPr>
+        <w:t>Yak. 1:11</w:t>
+      </w:r>
       <w:r>
         <w:rPr>
           <w:lang w:val="id_ID" w:bidi="id_ID"/>
         </w:rPr>
         <w:t>); mata air asin (</w:t>
       </w:r>
-      <w:hyperlink r:id="rId42">
-        <w:r>
-          <w:rPr>
-            <w:lang w:val="id_ID" w:bidi="id_ID"/>
-          </w:rPr>
-          <w:rPr>
-            <w:color w:val="0000EE"/>
-            <w:u w:val="single"/>
-          </w:rPr>
-          <w:t>Yak. 3:11–12</w:t>
-        </w:r>
-      </w:hyperlink>
+      <w:r>
+        <w:rPr>
+          <w:lang w:val="id_ID" w:bidi="id_ID"/>
+        </w:rPr>
+        <w:t>Yak. 3:11–12</w:t>
+      </w:r>
       <w:r>
         <w:rPr>
           <w:lang w:val="id_ID" w:bidi="id_ID"/>
         </w:rPr>
         <w:t>); penanaman buah ara, zaitun, dan anggur (</w:t>
       </w:r>
-      <w:hyperlink r:id="rId43">
-        <w:r>
-          <w:rPr>
-            <w:lang w:val="id_ID" w:bidi="id_ID"/>
-          </w:rPr>
-          <w:rPr>
-            <w:color w:val="0000EE"/>
-            <w:u w:val="single"/>
-          </w:rPr>
-          <w:t>Yak. 3:12</w:t>
-        </w:r>
-      </w:hyperlink>
+      <w:r>
+        <w:rPr>
+          <w:lang w:val="id_ID" w:bidi="id_ID"/>
+        </w:rPr>
+        <w:t>Yak. 3:12</w:t>
+      </w:r>
       <w:r>
         <w:rPr>
           <w:lang w:val="id_ID" w:bidi="id_ID"/>
         </w:rPr>
         <w:t>); laut (</w:t>
       </w:r>
-      <w:hyperlink r:id="rId44">
-        <w:r>
-          <w:rPr>
-            <w:lang w:val="id_ID" w:bidi="id_ID"/>
-          </w:rPr>
-          <w:rPr>
-            <w:color w:val="0000EE"/>
-            <w:u w:val="single"/>
-          </w:rPr>
-          <w:t>Yak. 1:6</w:t>
-        </w:r>
-      </w:hyperlink>
+      <w:r>
+        <w:rPr>
+          <w:lang w:val="id_ID" w:bidi="id_ID"/>
+        </w:rPr>
+        <w:t>Yak. 1:6</w:t>
+      </w:r>
       <w:r>
         <w:rPr>
           <w:lang w:val="id_ID" w:bidi="id_ID"/>
         </w:rPr>
         <w:t xml:space="preserve">; </w:t>
       </w:r>
-      <w:hyperlink r:id="rId45">
-        <w:r>
-          <w:rPr>
-            <w:lang w:val="id_ID" w:bidi="id_ID"/>
-          </w:rPr>
-          <w:rPr>
-            <w:color w:val="0000EE"/>
-            <w:u w:val="single"/>
-          </w:rPr>
-          <w:t>3:4</w:t>
-        </w:r>
-      </w:hyperlink>
+      <w:r>
+        <w:rPr>
+          <w:lang w:val="id_ID" w:bidi="id_ID"/>
+        </w:rPr>
+        <w:t>3:4</w:t>
+      </w:r>
       <w:r>
         <w:rPr>
           <w:lang w:val="id_ID" w:bidi="id_ID"/>
         </w:rPr>
         <w:t>); serta hujan awal dan akhir (</w:t>
       </w:r>
-      <w:hyperlink r:id="rId46">
-        <w:r>
-          <w:rPr>
-            <w:lang w:val="id_ID" w:bidi="id_ID"/>
-          </w:rPr>
-          <w:rPr>
-            <w:color w:val="0000EE"/>
-            <w:u w:val="single"/>
-          </w:rPr>
-          <w:t>Yak. 5:7</w:t>
-        </w:r>
-      </w:hyperlink>
+      <w:r>
+        <w:rPr>
+          <w:lang w:val="id_ID" w:bidi="id_ID"/>
+        </w:rPr>
+        <w:t>Yak. 5:7</w:t>
+      </w:r>
       <w:r>
         <w:rPr>
           <w:lang w:val="id_ID" w:bidi="id_ID"/>
@@ -1104,18 +882,12 @@
         </w:rPr>
         <w:t xml:space="preserve">Surat Yakobus ditulis dalam bahasa Yunani Koiné yang baik, yaitu bahasa Yunani umum dari Dunia Yunani-Romawi. Ini mencerminkan pengaruh Hellenistik di wilayah Galilea dan Palestina, serta enkulturasi pembaca Yahudi di Diaspora. Yakobus menulis dengan tata bahasa yang tepat, memiliki kosakata yang luas, dan memiliki rasa keindahan terhadap ritme dan bunyi kata. Ada penyebutan yang jelas ke terjemahan Yunani dari Perjanjian Lama (misalnya, </w:t>
       </w:r>
-      <w:hyperlink r:id="rId47">
-        <w:r>
-          <w:rPr>
-            <w:lang w:val="id_ID" w:bidi="id_ID"/>
-          </w:rPr>
-          <w:rPr>
-            <w:color w:val="0000EE"/>
-            <w:u w:val="single"/>
-          </w:rPr>
-          <w:t>Yak. 4:6</w:t>
-        </w:r>
-      </w:hyperlink>
+      <w:r>
+        <w:rPr>
+          <w:lang w:val="id_ID" w:bidi="id_ID"/>
+        </w:rPr>
+        <w:t>Yak. 4:6</w:t>
+      </w:r>
       <w:r>
         <w:rPr>
           <w:lang w:val="id_ID" w:bidi="id_ID"/>
@@ -1136,306 +908,204 @@
         </w:rPr>
         <w:t>Yakobus menggunakan banyak perangkat oratoris, seperti ajakan persaudaraan (</w:t>
       </w:r>
-      <w:hyperlink r:id="rId48">
-        <w:r>
-          <w:rPr>
-            <w:lang w:val="id_ID" w:bidi="id_ID"/>
-          </w:rPr>
-          <w:rPr>
-            <w:color w:val="0000EE"/>
-            <w:u w:val="single"/>
-          </w:rPr>
-          <w:t>Yak. 1:2</w:t>
-        </w:r>
-      </w:hyperlink>
+      <w:r>
+        <w:rPr>
+          <w:lang w:val="id_ID" w:bidi="id_ID"/>
+        </w:rPr>
+        <w:t>Yak. 1:2</w:t>
+      </w:r>
       <w:r>
         <w:rPr>
           <w:lang w:val="id_ID" w:bidi="id_ID"/>
         </w:rPr>
         <w:t xml:space="preserve">; </w:t>
       </w:r>
-      <w:hyperlink r:id="rId49">
-        <w:r>
-          <w:rPr>
-            <w:lang w:val="id_ID" w:bidi="id_ID"/>
-          </w:rPr>
-          <w:rPr>
-            <w:color w:val="0000EE"/>
-            <w:u w:val="single"/>
-          </w:rPr>
-          <w:t>2:1</w:t>
-        </w:r>
-      </w:hyperlink>
+      <w:r>
+        <w:rPr>
+          <w:lang w:val="id_ID" w:bidi="id_ID"/>
+        </w:rPr>
+        <w:t>2:1</w:t>
+      </w:r>
       <w:r>
         <w:rPr>
           <w:lang w:val="id_ID" w:bidi="id_ID"/>
         </w:rPr>
         <w:t xml:space="preserve">; </w:t>
       </w:r>
-      <w:hyperlink r:id="rId50">
-        <w:r>
-          <w:rPr>
-            <w:lang w:val="id_ID" w:bidi="id_ID"/>
-          </w:rPr>
-          <w:rPr>
-            <w:color w:val="0000EE"/>
-            <w:u w:val="single"/>
-          </w:rPr>
-          <w:t>3:1</w:t>
-        </w:r>
-      </w:hyperlink>
+      <w:r>
+        <w:rPr>
+          <w:lang w:val="id_ID" w:bidi="id_ID"/>
+        </w:rPr>
+        <w:t>3:1</w:t>
+      </w:r>
       <w:r>
         <w:rPr>
           <w:lang w:val="id_ID" w:bidi="id_ID"/>
         </w:rPr>
         <w:t xml:space="preserve">; </w:t>
       </w:r>
-      <w:hyperlink r:id="rId51">
-        <w:r>
-          <w:rPr>
-            <w:lang w:val="id_ID" w:bidi="id_ID"/>
-          </w:rPr>
-          <w:rPr>
-            <w:color w:val="0000EE"/>
-            <w:u w:val="single"/>
-          </w:rPr>
-          <w:t>4:11</w:t>
-        </w:r>
-      </w:hyperlink>
+      <w:r>
+        <w:rPr>
+          <w:lang w:val="id_ID" w:bidi="id_ID"/>
+        </w:rPr>
+        <w:t>4:11</w:t>
+      </w:r>
       <w:r>
         <w:rPr>
           <w:lang w:val="id_ID" w:bidi="id_ID"/>
         </w:rPr>
         <w:t>), pertanyaan retoris (</w:t>
       </w:r>
-      <w:hyperlink r:id="rId52">
-        <w:r>
-          <w:rPr>
-            <w:lang w:val="id_ID" w:bidi="id_ID"/>
-          </w:rPr>
-          <w:rPr>
-            <w:color w:val="0000EE"/>
-            <w:u w:val="single"/>
-          </w:rPr>
-          <w:t>Yak. 2:5</w:t>
-        </w:r>
-      </w:hyperlink>
+      <w:r>
+        <w:rPr>
+          <w:lang w:val="id_ID" w:bidi="id_ID"/>
+        </w:rPr>
+        <w:t>Yak. 2:5</w:t>
+      </w:r>
       <w:r>
         <w:rPr>
           <w:lang w:val="id_ID" w:bidi="id_ID"/>
         </w:rPr>
         <w:t xml:space="preserve">; </w:t>
       </w:r>
-      <w:hyperlink r:id="rId42">
-        <w:r>
-          <w:rPr>
-            <w:lang w:val="id_ID" w:bidi="id_ID"/>
-          </w:rPr>
-          <w:rPr>
-            <w:color w:val="0000EE"/>
-            <w:u w:val="single"/>
-          </w:rPr>
-          <w:t>3:11–12</w:t>
-        </w:r>
-      </w:hyperlink>
+      <w:r>
+        <w:rPr>
+          <w:lang w:val="id_ID" w:bidi="id_ID"/>
+        </w:rPr>
+        <w:t>3:11–12</w:t>
+      </w:r>
       <w:r>
         <w:rPr>
           <w:lang w:val="id_ID" w:bidi="id_ID"/>
         </w:rPr>
         <w:t xml:space="preserve">; </w:t>
       </w:r>
-      <w:hyperlink r:id="rId53">
-        <w:r>
-          <w:rPr>
-            <w:lang w:val="id_ID" w:bidi="id_ID"/>
-          </w:rPr>
-          <w:rPr>
-            <w:color w:val="0000EE"/>
-            <w:u w:val="single"/>
-          </w:rPr>
-          <w:t>4:1</w:t>
-        </w:r>
-      </w:hyperlink>
+      <w:r>
+        <w:rPr>
+          <w:lang w:val="id_ID" w:bidi="id_ID"/>
+        </w:rPr>
+        <w:t>4:1</w:t>
+      </w:r>
       <w:r>
         <w:rPr>
           <w:lang w:val="id_ID" w:bidi="id_ID"/>
         </w:rPr>
         <w:t>), nasihat imperatif (</w:t>
       </w:r>
-      <w:hyperlink r:id="rId54">
-        <w:r>
-          <w:rPr>
-            <w:lang w:val="id_ID" w:bidi="id_ID"/>
-          </w:rPr>
-          <w:rPr>
-            <w:color w:val="0000EE"/>
-            <w:u w:val="single"/>
-          </w:rPr>
-          <w:t>Yak. 1:16</w:t>
-        </w:r>
-      </w:hyperlink>
+      <w:r>
+        <w:rPr>
+          <w:lang w:val="id_ID" w:bidi="id_ID"/>
+        </w:rPr>
+        <w:t>Yak. 1:16</w:t>
+      </w:r>
       <w:r>
         <w:rPr>
           <w:lang w:val="id_ID" w:bidi="id_ID"/>
         </w:rPr>
         <w:t xml:space="preserve">; </w:t>
       </w:r>
-      <w:hyperlink r:id="rId50">
-        <w:r>
-          <w:rPr>
-            <w:lang w:val="id_ID" w:bidi="id_ID"/>
-          </w:rPr>
-          <w:rPr>
-            <w:color w:val="0000EE"/>
-            <w:u w:val="single"/>
-          </w:rPr>
-          <w:t>3:1</w:t>
-        </w:r>
-      </w:hyperlink>
+      <w:r>
+        <w:rPr>
+          <w:lang w:val="id_ID" w:bidi="id_ID"/>
+        </w:rPr>
+        <w:t>3:1</w:t>
+      </w:r>
       <w:r>
         <w:rPr>
           <w:lang w:val="id_ID" w:bidi="id_ID"/>
         </w:rPr>
         <w:t xml:space="preserve">; </w:t>
       </w:r>
-      <w:hyperlink r:id="rId55">
-        <w:r>
-          <w:rPr>
-            <w:lang w:val="id_ID" w:bidi="id_ID"/>
-          </w:rPr>
-          <w:rPr>
-            <w:color w:val="0000EE"/>
-            <w:u w:val="single"/>
-          </w:rPr>
-          <w:t>5:16</w:t>
-        </w:r>
-      </w:hyperlink>
+      <w:r>
+        <w:rPr>
+          <w:lang w:val="id_ID" w:bidi="id_ID"/>
+        </w:rPr>
+        <w:t>5:16</w:t>
+      </w:r>
       <w:r>
         <w:rPr>
           <w:lang w:val="id_ID" w:bidi="id_ID"/>
         </w:rPr>
         <w:t>), metafora dan ilustrasi (</w:t>
       </w:r>
-      <w:hyperlink r:id="rId56">
-        <w:r>
-          <w:rPr>
-            <w:lang w:val="id_ID" w:bidi="id_ID"/>
-          </w:rPr>
-          <w:rPr>
-            <w:color w:val="0000EE"/>
-            <w:u w:val="single"/>
-          </w:rPr>
-          <w:t>Yak. 2:26</w:t>
-        </w:r>
-      </w:hyperlink>
+      <w:r>
+        <w:rPr>
+          <w:lang w:val="id_ID" w:bidi="id_ID"/>
+        </w:rPr>
+        <w:t>Yak. 2:26</w:t>
+      </w:r>
       <w:r>
         <w:rPr>
           <w:lang w:val="id_ID" w:bidi="id_ID"/>
         </w:rPr>
         <w:t xml:space="preserve">; </w:t>
       </w:r>
-      <w:hyperlink r:id="rId57">
-        <w:r>
-          <w:rPr>
-            <w:lang w:val="id_ID" w:bidi="id_ID"/>
-          </w:rPr>
-          <w:rPr>
-            <w:color w:val="0000EE"/>
-            <w:u w:val="single"/>
-          </w:rPr>
-          <w:t>3:3–5</w:t>
-        </w:r>
-      </w:hyperlink>
+      <w:r>
+        <w:rPr>
+          <w:lang w:val="id_ID" w:bidi="id_ID"/>
+        </w:rPr>
+        <w:t>3:3–5</w:t>
+      </w:r>
       <w:r>
         <w:rPr>
           <w:lang w:val="id_ID" w:bidi="id_ID"/>
         </w:rPr>
         <w:t xml:space="preserve">; </w:t>
       </w:r>
-      <w:hyperlink r:id="rId58">
-        <w:r>
-          <w:rPr>
-            <w:lang w:val="id_ID" w:bidi="id_ID"/>
-          </w:rPr>
-          <w:rPr>
-            <w:color w:val="0000EE"/>
-            <w:u w:val="single"/>
-          </w:rPr>
-          <w:t>4:14</w:t>
-        </w:r>
-      </w:hyperlink>
+      <w:r>
+        <w:rPr>
+          <w:lang w:val="id_ID" w:bidi="id_ID"/>
+        </w:rPr>
+        <w:t>4:14</w:t>
+      </w:r>
       <w:r>
         <w:rPr>
           <w:lang w:val="id_ID" w:bidi="id_ID"/>
         </w:rPr>
         <w:t>), serta kata-kata bijak yang merangkum paragraf (</w:t>
       </w:r>
-      <w:hyperlink r:id="rId59">
-        <w:r>
-          <w:rPr>
-            <w:lang w:val="id_ID" w:bidi="id_ID"/>
-          </w:rPr>
-          <w:rPr>
-            <w:color w:val="0000EE"/>
-            <w:u w:val="single"/>
-          </w:rPr>
-          <w:t>Yak. 2:13</w:t>
-        </w:r>
-      </w:hyperlink>
+      <w:r>
+        <w:rPr>
+          <w:lang w:val="id_ID" w:bidi="id_ID"/>
+        </w:rPr>
+        <w:t>Yak. 2:13</w:t>
+      </w:r>
       <w:r>
         <w:rPr>
           <w:lang w:val="id_ID" w:bidi="id_ID"/>
         </w:rPr>
         <w:t xml:space="preserve">, </w:t>
       </w:r>
-      <w:hyperlink r:id="rId60">
-        <w:r>
-          <w:rPr>
-            <w:lang w:val="id_ID" w:bidi="id_ID"/>
-          </w:rPr>
-          <w:rPr>
-            <w:color w:val="0000EE"/>
-            <w:u w:val="single"/>
-          </w:rPr>
-          <w:t>17</w:t>
-        </w:r>
-      </w:hyperlink>
+      <w:r>
+        <w:rPr>
+          <w:lang w:val="id_ID" w:bidi="id_ID"/>
+        </w:rPr>
+        <w:t>17</w:t>
+      </w:r>
       <w:r>
         <w:rPr>
           <w:lang w:val="id_ID" w:bidi="id_ID"/>
         </w:rPr>
         <w:t xml:space="preserve">; </w:t>
       </w:r>
-      <w:hyperlink r:id="rId61">
-        <w:r>
-          <w:rPr>
-            <w:lang w:val="id_ID" w:bidi="id_ID"/>
-          </w:rPr>
-          <w:rPr>
-            <w:color w:val="0000EE"/>
-            <w:u w:val="single"/>
-          </w:rPr>
-          <w:t>3:18</w:t>
-        </w:r>
-      </w:hyperlink>
+      <w:r>
+        <w:rPr>
+          <w:lang w:val="id_ID" w:bidi="id_ID"/>
+        </w:rPr>
+        <w:t>3:18</w:t>
+      </w:r>
       <w:r>
         <w:rPr>
           <w:lang w:val="id_ID" w:bidi="id_ID"/>
         </w:rPr>
         <w:t xml:space="preserve">; </w:t>
       </w:r>
-      <w:hyperlink r:id="rId62">
-        <w:r>
-          <w:rPr>
-            <w:lang w:val="id_ID" w:bidi="id_ID"/>
-          </w:rPr>
-          <w:rPr>
-            <w:color w:val="0000EE"/>
-            <w:u w:val="single"/>
-          </w:rPr>
-          <w:t>4:17</w:t>
-        </w:r>
-      </w:hyperlink>
+      <w:r>
+        <w:rPr>
+          <w:lang w:val="id_ID" w:bidi="id_ID"/>
+        </w:rPr>
+        <w:t>4:17</w:t>
+      </w:r>
       <w:r>
         <w:rPr>
           <w:lang w:val="id_ID" w:bidi="id_ID"/>
@@ -1467,144 +1137,96 @@
         </w:rPr>
         <w:t>Kepedulian utama Yakobus adalah agar para pembacanya mempertahankan iman dan kesetiaan yang sepenuhnya kepada Allah (</w:t>
       </w:r>
-      <w:hyperlink r:id="rId44">
-        <w:r>
-          <w:rPr>
-            <w:lang w:val="id_ID" w:bidi="id_ID"/>
-          </w:rPr>
-          <w:rPr>
-            <w:color w:val="0000EE"/>
-            <w:u w:val="single"/>
-          </w:rPr>
-          <w:t>Yak 1:6</w:t>
-        </w:r>
-      </w:hyperlink>
+      <w:r>
+        <w:rPr>
+          <w:lang w:val="id_ID" w:bidi="id_ID"/>
+        </w:rPr>
+        <w:t>Yak 1:6</w:t>
+      </w:r>
       <w:r>
         <w:rPr>
           <w:lang w:val="id_ID" w:bidi="id_ID"/>
         </w:rPr>
         <w:t>). Yakobus merekomendasikan ketekunan dengan penuh kesabaran (</w:t>
       </w:r>
-      <w:hyperlink r:id="rId63">
-        <w:r>
-          <w:rPr>
-            <w:lang w:val="id_ID" w:bidi="id_ID"/>
-          </w:rPr>
-          <w:rPr>
-            <w:color w:val="0000EE"/>
-            <w:u w:val="single"/>
-          </w:rPr>
-          <w:t>Yak. 1:3</w:t>
-        </w:r>
-      </w:hyperlink>
+      <w:r>
+        <w:rPr>
+          <w:lang w:val="id_ID" w:bidi="id_ID"/>
+        </w:rPr>
+        <w:t>Yak. 1:3</w:t>
+      </w:r>
       <w:r>
         <w:rPr>
           <w:lang w:val="id_ID" w:bidi="id_ID"/>
         </w:rPr>
         <w:t>), ketundukan kepada Allah (</w:t>
       </w:r>
-      <w:hyperlink r:id="rId64">
-        <w:r>
-          <w:rPr>
-            <w:lang w:val="id_ID" w:bidi="id_ID"/>
-          </w:rPr>
-          <w:rPr>
-            <w:color w:val="0000EE"/>
-            <w:u w:val="single"/>
-          </w:rPr>
-          <w:t>Yak. 4:7</w:t>
-        </w:r>
-      </w:hyperlink>
+      <w:r>
+        <w:rPr>
+          <w:lang w:val="id_ID" w:bidi="id_ID"/>
+        </w:rPr>
+        <w:t>Yak. 4:7</w:t>
+      </w:r>
       <w:r>
         <w:rPr>
           <w:lang w:val="id_ID" w:bidi="id_ID"/>
         </w:rPr>
         <w:t>), dan partisipasi dalam pelayanan gereja (</w:t>
       </w:r>
-      <w:hyperlink r:id="rId65">
-        <w:r>
-          <w:rPr>
-            <w:lang w:val="id_ID" w:bidi="id_ID"/>
-          </w:rPr>
-          <w:rPr>
-            <w:color w:val="0000EE"/>
-            <w:u w:val="single"/>
-          </w:rPr>
-          <w:t>Yak. 5:13–20</w:t>
-        </w:r>
-      </w:hyperlink>
+      <w:r>
+        <w:rPr>
+          <w:lang w:val="id_ID" w:bidi="id_ID"/>
+        </w:rPr>
+        <w:t>Yak. 5:13–20</w:t>
+      </w:r>
       <w:r>
         <w:rPr>
           <w:lang w:val="id_ID" w:bidi="id_ID"/>
         </w:rPr>
         <w:t>). Ini akan menghasilkan kesempurnaan (</w:t>
       </w:r>
-      <w:hyperlink r:id="rId66">
-        <w:r>
-          <w:rPr>
-            <w:lang w:val="id_ID" w:bidi="id_ID"/>
-          </w:rPr>
-          <w:rPr>
-            <w:color w:val="0000EE"/>
-            <w:u w:val="single"/>
-          </w:rPr>
-          <w:t>Yak. 1:4</w:t>
-        </w:r>
-      </w:hyperlink>
+      <w:r>
+        <w:rPr>
+          <w:lang w:val="id_ID" w:bidi="id_ID"/>
+        </w:rPr>
+        <w:t>Yak. 1:4</w:t>
+      </w:r>
       <w:r>
         <w:rPr>
           <w:lang w:val="id_ID" w:bidi="id_ID"/>
         </w:rPr>
         <w:t>), kehormatan (</w:t>
       </w:r>
-      <w:hyperlink r:id="rId67">
-        <w:r>
-          <w:rPr>
-            <w:lang w:val="id_ID" w:bidi="id_ID"/>
-          </w:rPr>
-          <w:rPr>
-            <w:color w:val="0000EE"/>
-            <w:u w:val="single"/>
-          </w:rPr>
-          <w:t>Yak. 4:10</w:t>
-        </w:r>
-      </w:hyperlink>
+      <w:r>
+        <w:rPr>
+          <w:lang w:val="id_ID" w:bidi="id_ID"/>
+        </w:rPr>
+        <w:t>Yak. 4:10</w:t>
+      </w:r>
       <w:r>
         <w:rPr>
           <w:lang w:val="id_ID" w:bidi="id_ID"/>
         </w:rPr>
         <w:t>), dan kehidupan yang mulia (</w:t>
       </w:r>
-      <w:hyperlink r:id="rId68">
-        <w:r>
-          <w:rPr>
-            <w:lang w:val="id_ID" w:bidi="id_ID"/>
-          </w:rPr>
-          <w:rPr>
-            <w:color w:val="0000EE"/>
-            <w:u w:val="single"/>
-          </w:rPr>
-          <w:t>Yak. 1:12</w:t>
-        </w:r>
-      </w:hyperlink>
+      <w:r>
+        <w:rPr>
+          <w:lang w:val="id_ID" w:bidi="id_ID"/>
+        </w:rPr>
+        <w:t>Yak. 1:12</w:t>
+      </w:r>
       <w:r>
         <w:rPr>
           <w:lang w:val="id_ID" w:bidi="id_ID"/>
         </w:rPr>
         <w:t>) pada saat kedatangan Yesus Kristus (</w:t>
       </w:r>
-      <w:hyperlink r:id="rId69">
-        <w:r>
-          <w:rPr>
-            <w:lang w:val="id_ID" w:bidi="id_ID"/>
-          </w:rPr>
-          <w:rPr>
-            <w:color w:val="0000EE"/>
-            <w:u w:val="single"/>
-          </w:rPr>
-          <w:t>Yak. 5:8</w:t>
-        </w:r>
-      </w:hyperlink>
+      <w:r>
+        <w:rPr>
+          <w:lang w:val="id_ID" w:bidi="id_ID"/>
+        </w:rPr>
+        <w:t>Yak. 5:8</w:t>
+      </w:r>
       <w:r>
         <w:rPr>
           <w:lang w:val="id_ID" w:bidi="id_ID"/>
@@ -1632,90 +1254,60 @@
         </w:rPr>
         <w:t xml:space="preserve"> Yakobus mememlihara penghormatan yang tepat terhadap Hukum Musa dan tradisi Yahudi, seperti upacara penyucian yang dilakukan setelah suatu nazar (</w:t>
       </w:r>
-      <w:hyperlink r:id="rId70">
-        <w:r>
-          <w:rPr>
-            <w:lang w:val="id_ID" w:bidi="id_ID"/>
-          </w:rPr>
-          <w:rPr>
-            <w:color w:val="0000EE"/>
-            <w:u w:val="single"/>
-          </w:rPr>
-          <w:t>Kisah 21:18–25</w:t>
-        </w:r>
-      </w:hyperlink>
+      <w:r>
+        <w:rPr>
+          <w:lang w:val="id_ID" w:bidi="id_ID"/>
+        </w:rPr>
+        <w:t>Kisah 21:18–25</w:t>
+      </w:r>
       <w:r>
         <w:rPr>
           <w:lang w:val="id_ID" w:bidi="id_ID"/>
         </w:rPr>
         <w:t>). Yakobus juga menunjukkan pemahaman yang simpatik terhadap misi kepada orang non-Yahudi dengan menyimpulkan bahwa mereka dapat diakui sebagai orang Kristen tanpa harus menjadi penganut agama Yahudi terlebih dahulu. Dalam hal ini, ia merujuk pada Perjanjian Allah dengan Nuh (</w:t>
       </w:r>
-      <w:hyperlink r:id="rId71">
-        <w:r>
-          <w:rPr>
-            <w:lang w:val="id_ID" w:bidi="id_ID"/>
-          </w:rPr>
-          <w:rPr>
-            <w:color w:val="0000EE"/>
-            <w:u w:val="single"/>
-          </w:rPr>
-          <w:t>Kisah 15:19–22</w:t>
-        </w:r>
-      </w:hyperlink>
+      <w:r>
+        <w:rPr>
+          <w:lang w:val="id_ID" w:bidi="id_ID"/>
+        </w:rPr>
+        <w:t>Kisah 15:19–22</w:t>
+      </w:r>
       <w:r>
         <w:rPr>
           <w:lang w:val="id_ID" w:bidi="id_ID"/>
         </w:rPr>
         <w:t xml:space="preserve">; lihat </w:t>
       </w:r>
-      <w:hyperlink r:id="rId72">
-        <w:r>
-          <w:rPr>
-            <w:lang w:val="id_ID" w:bidi="id_ID"/>
-          </w:rPr>
-          <w:rPr>
-            <w:color w:val="0000EE"/>
-            <w:u w:val="single"/>
-          </w:rPr>
-          <w:t>Kej. 9:1–17</w:t>
-        </w:r>
-      </w:hyperlink>
+      <w:r>
+        <w:rPr>
+          <w:lang w:val="id_ID" w:bidi="id_ID"/>
+        </w:rPr>
+        <w:t>Kej. 9:1–17</w:t>
+      </w:r>
       <w:r>
         <w:rPr>
           <w:lang w:val="id_ID" w:bidi="id_ID"/>
         </w:rPr>
         <w:t>). Dalam suratnya, kita menemukan Yakobus menjunjung tinggi hukum (</w:t>
       </w:r>
-      <w:hyperlink r:id="rId22">
-        <w:r>
-          <w:rPr>
-            <w:lang w:val="id_ID" w:bidi="id_ID"/>
-          </w:rPr>
-          <w:rPr>
-            <w:color w:val="0000EE"/>
-            <w:u w:val="single"/>
-          </w:rPr>
-          <w:t>Yak. 1:25</w:t>
-        </w:r>
-      </w:hyperlink>
+      <w:r>
+        <w:rPr>
+          <w:lang w:val="id_ID" w:bidi="id_ID"/>
+        </w:rPr>
+        <w:t>Yak. 1:25</w:t>
+      </w:r>
       <w:r>
         <w:rPr>
           <w:lang w:val="id_ID" w:bidi="id_ID"/>
         </w:rPr>
         <w:t>) dan sekaligus mengisyaratkan penafsirannya kembali melalui Yesus Sang Mesias (</w:t>
       </w:r>
-      <w:hyperlink r:id="rId73">
-        <w:r>
-          <w:rPr>
-            <w:lang w:val="id_ID" w:bidi="id_ID"/>
-          </w:rPr>
-          <w:rPr>
-            <w:color w:val="0000EE"/>
-            <w:u w:val="single"/>
-          </w:rPr>
-          <w:t>Yak.2 :8–11</w:t>
-        </w:r>
-      </w:hyperlink>
+      <w:r>
+        <w:rPr>
+          <w:lang w:val="id_ID" w:bidi="id_ID"/>
+        </w:rPr>
+        <w:t>Yak.2 :8–11</w:t>
+      </w:r>
       <w:r>
         <w:rPr>
           <w:lang w:val="id_ID" w:bidi="id_ID"/>
@@ -1743,144 +1335,96 @@
         </w:rPr>
         <w:t xml:space="preserve">. Yakobus menggunakan simbol-simbol Yudaisme dengan sedikit kritik dan memakai penanda identitas utama Yudaisme tanpa redefinisi (berbeda dengan </w:t>
       </w:r>
-      <w:hyperlink r:id="rId74">
-        <w:r>
-          <w:rPr>
-            <w:lang w:val="id_ID" w:bidi="id_ID"/>
-          </w:rPr>
-          <w:rPr>
-            <w:color w:val="0000EE"/>
-            <w:u w:val="single"/>
-          </w:rPr>
-          <w:t>Rm. 2:29</w:t>
-        </w:r>
-      </w:hyperlink>
+      <w:r>
+        <w:rPr>
+          <w:lang w:val="id_ID" w:bidi="id_ID"/>
+        </w:rPr>
+        <w:t>Rm. 2:29</w:t>
+      </w:r>
       <w:r>
         <w:rPr>
           <w:lang w:val="id_ID" w:bidi="id_ID"/>
         </w:rPr>
         <w:t>). Yakobus menyapa para pembaca sebagai "dua belas suku" (</w:t>
       </w:r>
-      <w:hyperlink r:id="rId13">
-        <w:r>
-          <w:rPr>
-            <w:lang w:val="id_ID" w:bidi="id_ID"/>
-          </w:rPr>
-          <w:rPr>
-            <w:color w:val="0000EE"/>
-            <w:u w:val="single"/>
-          </w:rPr>
-          <w:t>Yak. 1:1</w:t>
-        </w:r>
-      </w:hyperlink>
+      <w:r>
+        <w:rPr>
+          <w:lang w:val="id_ID" w:bidi="id_ID"/>
+        </w:rPr>
+        <w:t>Yak. 1:1</w:t>
+      </w:r>
       <w:r>
         <w:rPr>
           <w:lang w:val="id_ID" w:bidi="id_ID"/>
         </w:rPr>
         <w:t>) dan mengidentifikasi pertemuan gereja mereka sebagai perkumpulan (</w:t>
       </w:r>
-      <w:hyperlink r:id="rId34">
-        <w:r>
-          <w:rPr>
-            <w:lang w:val="id_ID" w:bidi="id_ID"/>
-          </w:rPr>
-          <w:rPr>
-            <w:color w:val="0000EE"/>
-            <w:u w:val="single"/>
-          </w:rPr>
-          <w:t>Yak. 2:2</w:t>
-        </w:r>
-      </w:hyperlink>
+      <w:r>
+        <w:rPr>
+          <w:lang w:val="id_ID" w:bidi="id_ID"/>
+        </w:rPr>
+        <w:t>Yak. 2:2</w:t>
+      </w:r>
       <w:r>
         <w:rPr>
           <w:lang w:val="id_ID" w:bidi="id_ID"/>
         </w:rPr>
         <w:t>) dengan para penatua (</w:t>
       </w:r>
-      <w:hyperlink r:id="rId35">
-        <w:r>
-          <w:rPr>
-            <w:lang w:val="id_ID" w:bidi="id_ID"/>
-          </w:rPr>
-          <w:rPr>
-            <w:color w:val="0000EE"/>
-            <w:u w:val="single"/>
-          </w:rPr>
-          <w:t>Yak. 5:14</w:t>
-        </w:r>
-      </w:hyperlink>
+      <w:r>
+        <w:rPr>
+          <w:lang w:val="id_ID" w:bidi="id_ID"/>
+        </w:rPr>
+        <w:t>Yak. 5:14</w:t>
+      </w:r>
       <w:r>
         <w:rPr>
           <w:lang w:val="id_ID" w:bidi="id_ID"/>
         </w:rPr>
         <w:t>) dan guru (</w:t>
       </w:r>
-      <w:hyperlink r:id="rId50">
-        <w:r>
-          <w:rPr>
-            <w:lang w:val="id_ID" w:bidi="id_ID"/>
-          </w:rPr>
-          <w:rPr>
-            <w:color w:val="0000EE"/>
-            <w:u w:val="single"/>
-          </w:rPr>
-          <w:t>Yak. 3:1</w:t>
-        </w:r>
-      </w:hyperlink>
+      <w:r>
+        <w:rPr>
+          <w:lang w:val="id_ID" w:bidi="id_ID"/>
+        </w:rPr>
+        <w:t>Yak. 3:1</w:t>
+      </w:r>
       <w:r>
         <w:rPr>
           <w:lang w:val="id_ID" w:bidi="id_ID"/>
         </w:rPr>
         <w:t>). Dia sering merujuk pada Hukum Musa (</w:t>
       </w:r>
-      <w:hyperlink r:id="rId22">
-        <w:r>
-          <w:rPr>
-            <w:lang w:val="id_ID" w:bidi="id_ID"/>
-          </w:rPr>
-          <w:rPr>
-            <w:color w:val="0000EE"/>
-            <w:u w:val="single"/>
-          </w:rPr>
-          <w:t>Yak. 1:25</w:t>
-        </w:r>
-      </w:hyperlink>
+      <w:r>
+        <w:rPr>
+          <w:lang w:val="id_ID" w:bidi="id_ID"/>
+        </w:rPr>
+        <w:t>Yak. 1:25</w:t>
+      </w:r>
       <w:r>
         <w:rPr>
           <w:lang w:val="id_ID" w:bidi="id_ID"/>
         </w:rPr>
         <w:t xml:space="preserve">; </w:t>
       </w:r>
-      <w:hyperlink r:id="rId75">
-        <w:r>
-          <w:rPr>
-            <w:lang w:val="id_ID" w:bidi="id_ID"/>
-          </w:rPr>
-          <w:rPr>
-            <w:color w:val="0000EE"/>
-            <w:u w:val="single"/>
-          </w:rPr>
-          <w:t>2:8–12</w:t>
-        </w:r>
-      </w:hyperlink>
+      <w:r>
+        <w:rPr>
+          <w:lang w:val="id_ID" w:bidi="id_ID"/>
+        </w:rPr>
+        <w:t>2:8–12</w:t>
+      </w:r>
       <w:r>
         <w:rPr>
           <w:lang w:val="id_ID" w:bidi="id_ID"/>
         </w:rPr>
         <w:t xml:space="preserve">; </w:t>
       </w:r>
-      <w:hyperlink r:id="rId51">
-        <w:r>
-          <w:rPr>
-            <w:lang w:val="id_ID" w:bidi="id_ID"/>
-          </w:rPr>
-          <w:rPr>
-            <w:color w:val="0000EE"/>
-            <w:u w:val="single"/>
-          </w:rPr>
-          <w:t>4:11</w:t>
-        </w:r>
-      </w:hyperlink>
+      <w:r>
+        <w:rPr>
+          <w:lang w:val="id_ID" w:bidi="id_ID"/>
+        </w:rPr>
+        <w:t>4:11</w:t>
+      </w:r>
       <w:r>
         <w:rPr>
           <w:lang w:val="id_ID" w:bidi="id_ID"/>
@@ -1900,216 +1444,144 @@
         </w:rPr>
         <w:t xml:space="preserve">, </w:t>
       </w:r>
-      <w:hyperlink r:id="rId76">
-        <w:r>
-          <w:rPr>
-            <w:lang w:val="id_ID" w:bidi="id_ID"/>
-          </w:rPr>
-          <w:rPr>
-            <w:color w:val="0000EE"/>
-            <w:u w:val="single"/>
-          </w:rPr>
-          <w:t>Yak. 2:19</w:t>
-        </w:r>
-      </w:hyperlink>
+      <w:r>
+        <w:rPr>
+          <w:lang w:val="id_ID" w:bidi="id_ID"/>
+        </w:rPr>
+        <w:t>Yak. 2:19</w:t>
+      </w:r>
       <w:r>
         <w:rPr>
           <w:lang w:val="id_ID" w:bidi="id_ID"/>
         </w:rPr>
         <w:t>), dan menyebut Allah sebagai "Tuhan semesta Alam" (</w:t>
       </w:r>
-      <w:hyperlink r:id="rId77">
-        <w:r>
-          <w:rPr>
-            <w:lang w:val="id_ID" w:bidi="id_ID"/>
-          </w:rPr>
-          <w:rPr>
-            <w:color w:val="0000EE"/>
-            <w:u w:val="single"/>
-          </w:rPr>
-          <w:t>Yak. 5:4</w:t>
-        </w:r>
-      </w:hyperlink>
+      <w:r>
+        <w:rPr>
+          <w:lang w:val="id_ID" w:bidi="id_ID"/>
+        </w:rPr>
+        <w:t>Yak. 5:4</w:t>
+      </w:r>
       <w:r>
         <w:rPr>
           <w:lang w:val="id_ID" w:bidi="id_ID"/>
         </w:rPr>
         <w:t>), sebuah gelar umum dalam Perjanjian Lama untuk Allah. Yakobus juga menggunakan unsur sastra dari literatur kebijaksanaan Perjanjian Lama (</w:t>
       </w:r>
-      <w:hyperlink r:id="rId78">
-        <w:r>
-          <w:rPr>
-            <w:lang w:val="id_ID" w:bidi="id_ID"/>
-          </w:rPr>
-          <w:rPr>
-            <w:color w:val="0000EE"/>
-            <w:u w:val="single"/>
-          </w:rPr>
-          <w:t>Yak. 1:5</w:t>
-        </w:r>
-      </w:hyperlink>
+      <w:r>
+        <w:rPr>
+          <w:lang w:val="id_ID" w:bidi="id_ID"/>
+        </w:rPr>
+        <w:t>Yak. 1:5</w:t>
+      </w:r>
       <w:r>
         <w:rPr>
           <w:lang w:val="id_ID" w:bidi="id_ID"/>
         </w:rPr>
         <w:t xml:space="preserve">; </w:t>
       </w:r>
-      <w:hyperlink r:id="rId79">
-        <w:r>
-          <w:rPr>
-            <w:lang w:val="id_ID" w:bidi="id_ID"/>
-          </w:rPr>
-          <w:rPr>
-            <w:color w:val="0000EE"/>
-            <w:u w:val="single"/>
-          </w:rPr>
-          <w:t>3:13</w:t>
-        </w:r>
-      </w:hyperlink>
+      <w:r>
+        <w:rPr>
+          <w:lang w:val="id_ID" w:bidi="id_ID"/>
+        </w:rPr>
+        <w:t>3:13</w:t>
+      </w:r>
       <w:r>
         <w:rPr>
           <w:lang w:val="id_ID" w:bidi="id_ID"/>
         </w:rPr>
         <w:t xml:space="preserve">, </w:t>
       </w:r>
-      <w:hyperlink r:id="rId80">
-        <w:r>
-          <w:rPr>
-            <w:lang w:val="id_ID" w:bidi="id_ID"/>
-          </w:rPr>
-          <w:rPr>
-            <w:color w:val="0000EE"/>
-            <w:u w:val="single"/>
-          </w:rPr>
-          <w:t>17</w:t>
-        </w:r>
-      </w:hyperlink>
+      <w:r>
+        <w:rPr>
+          <w:lang w:val="id_ID" w:bidi="id_ID"/>
+        </w:rPr>
+        <w:t>17</w:t>
+      </w:r>
       <w:r>
         <w:rPr>
           <w:lang w:val="id_ID" w:bidi="id_ID"/>
         </w:rPr>
         <w:t>) dan nasihat-nasihat kenabian (</w:t>
       </w:r>
-      <w:hyperlink r:id="rId17">
-        <w:r>
-          <w:rPr>
-            <w:lang w:val="id_ID" w:bidi="id_ID"/>
-          </w:rPr>
-          <w:rPr>
-            <w:color w:val="0000EE"/>
-            <w:u w:val="single"/>
-          </w:rPr>
-          <w:t>Yak. 4:13</w:t>
-        </w:r>
-      </w:hyperlink>
+      <w:r>
+        <w:rPr>
+          <w:lang w:val="id_ID" w:bidi="id_ID"/>
+        </w:rPr>
+        <w:t>Yak. 4:13</w:t>
+      </w:r>
       <w:r>
         <w:rPr>
           <w:lang w:val="id_ID" w:bidi="id_ID"/>
         </w:rPr>
         <w:t xml:space="preserve">; </w:t>
       </w:r>
-      <w:hyperlink r:id="rId81">
-        <w:r>
-          <w:rPr>
-            <w:lang w:val="id_ID" w:bidi="id_ID"/>
-          </w:rPr>
-          <w:rPr>
-            <w:color w:val="0000EE"/>
-            <w:u w:val="single"/>
-          </w:rPr>
-          <w:t>5:1</w:t>
-        </w:r>
-      </w:hyperlink>
+      <w:r>
+        <w:rPr>
+          <w:lang w:val="id_ID" w:bidi="id_ID"/>
+        </w:rPr>
+        <w:t>5:1</w:t>
+      </w:r>
       <w:r>
         <w:rPr>
           <w:lang w:val="id_ID" w:bidi="id_ID"/>
         </w:rPr>
         <w:t xml:space="preserve">). Dia merujuk pada pahlawan Israel (Abraham, </w:t>
       </w:r>
-      <w:hyperlink r:id="rId82">
-        <w:r>
-          <w:rPr>
-            <w:lang w:val="id_ID" w:bidi="id_ID"/>
-          </w:rPr>
-          <w:rPr>
-            <w:color w:val="0000EE"/>
-            <w:u w:val="single"/>
-          </w:rPr>
-          <w:t>Yak. 2:21</w:t>
-        </w:r>
-      </w:hyperlink>
+      <w:r>
+        <w:rPr>
+          <w:lang w:val="id_ID" w:bidi="id_ID"/>
+        </w:rPr>
+        <w:t>Yak. 2:21</w:t>
+      </w:r>
       <w:r>
         <w:rPr>
           <w:lang w:val="id_ID" w:bidi="id_ID"/>
         </w:rPr>
         <w:t xml:space="preserve">, </w:t>
       </w:r>
-      <w:hyperlink r:id="rId83">
-        <w:r>
-          <w:rPr>
-            <w:lang w:val="id_ID" w:bidi="id_ID"/>
-          </w:rPr>
-          <w:rPr>
-            <w:color w:val="0000EE"/>
-            <w:u w:val="single"/>
-          </w:rPr>
-          <w:t>23</w:t>
-        </w:r>
-      </w:hyperlink>
+      <w:r>
+        <w:rPr>
+          <w:lang w:val="id_ID" w:bidi="id_ID"/>
+        </w:rPr>
+        <w:t>23</w:t>
+      </w:r>
       <w:r>
         <w:rPr>
           <w:lang w:val="id_ID" w:bidi="id_ID"/>
         </w:rPr>
         <w:t xml:space="preserve">; Rahab, </w:t>
       </w:r>
-      <w:hyperlink r:id="rId84">
-        <w:r>
-          <w:rPr>
-            <w:lang w:val="id_ID" w:bidi="id_ID"/>
-          </w:rPr>
-          <w:rPr>
-            <w:color w:val="0000EE"/>
-            <w:u w:val="single"/>
-          </w:rPr>
-          <w:t>Yak. 2:25</w:t>
-        </w:r>
-      </w:hyperlink>
+      <w:r>
+        <w:rPr>
+          <w:lang w:val="id_ID" w:bidi="id_ID"/>
+        </w:rPr>
+        <w:t>Yak. 2:25</w:t>
+      </w:r>
       <w:r>
         <w:rPr>
           <w:lang w:val="id_ID" w:bidi="id_ID"/>
         </w:rPr>
         <w:t xml:space="preserve">; Ayub, </w:t>
       </w:r>
-      <w:hyperlink r:id="rId85">
-        <w:r>
-          <w:rPr>
-            <w:lang w:val="id_ID" w:bidi="id_ID"/>
-          </w:rPr>
-          <w:rPr>
-            <w:color w:val="0000EE"/>
-            <w:u w:val="single"/>
-          </w:rPr>
-          <w:t>5:11</w:t>
-        </w:r>
-      </w:hyperlink>
+      <w:r>
+        <w:rPr>
+          <w:lang w:val="id_ID" w:bidi="id_ID"/>
+        </w:rPr>
+        <w:t>5:11</w:t>
+      </w:r>
       <w:r>
         <w:rPr>
           <w:lang w:val="id_ID" w:bidi="id_ID"/>
         </w:rPr>
         <w:t xml:space="preserve">; Elia, </w:t>
       </w:r>
-      <w:hyperlink r:id="rId86">
-        <w:r>
-          <w:rPr>
-            <w:lang w:val="id_ID" w:bidi="id_ID"/>
-          </w:rPr>
-          <w:rPr>
-            <w:color w:val="0000EE"/>
-            <w:u w:val="single"/>
-          </w:rPr>
-          <w:t>5:17</w:t>
-        </w:r>
-      </w:hyperlink>
+      <w:r>
+        <w:rPr>
+          <w:lang w:val="id_ID" w:bidi="id_ID"/>
+        </w:rPr>
+        <w:t>5:17</w:t>
+      </w:r>
       <w:r>
         <w:rPr>
           <w:lang w:val="id_ID" w:bidi="id_ID"/>
@@ -2137,162 +1609,108 @@
         </w:rPr>
         <w:t>. Perbedaan yang terlihat antara Yakobus dan Paulus mengenai "perbuatan baik" harus dipahami dalam konteks sejarah dan teologi mereka yang berbeda. Baik Paulus maupun Yakobus percaya bahwa hanya Allah, melalui inisiatif kasih karunia-Nya, yang dapat mengatasi masalah dosa manusia. Keduanya juga sepakat bahwa seseorang harus menanggapi tawaran keselamatan Allah dengan iman. Namun, mereka memiliki penekanan yang berbeda. Paulus, yang sering berhadapan dengan orang Kristen Yahudi karena persyaratan yang mereka coba tetapkan kepada orang non-Yahudi, menekankan bahwa perbuatan hukum tidak menghasilkan keselamatan (</w:t>
       </w:r>
-      <w:hyperlink r:id="rId87">
-        <w:r>
-          <w:rPr>
-            <w:lang w:val="id_ID" w:bidi="id_ID"/>
-          </w:rPr>
-          <w:rPr>
-            <w:color w:val="0000EE"/>
-            <w:u w:val="single"/>
-          </w:rPr>
-          <w:t>Ef. 2:8–9</w:t>
-        </w:r>
-      </w:hyperlink>
+      <w:r>
+        <w:rPr>
+          <w:lang w:val="id_ID" w:bidi="id_ID"/>
+        </w:rPr>
+        <w:t>Ef. 2:8–9</w:t>
+      </w:r>
       <w:r>
         <w:rPr>
           <w:lang w:val="id_ID" w:bidi="id_ID"/>
         </w:rPr>
         <w:t>)—Orang-orang tidak dapat menjadi benar di hadapan Allah dengan "melakukan apa yang diperintahkan hukum" (</w:t>
       </w:r>
-      <w:hyperlink r:id="rId88">
-        <w:r>
-          <w:rPr>
-            <w:lang w:val="id_ID" w:bidi="id_ID"/>
-          </w:rPr>
-          <w:rPr>
-            <w:color w:val="0000EE"/>
-            <w:u w:val="single"/>
-          </w:rPr>
-          <w:t>Rm. 3:20</w:t>
-        </w:r>
-      </w:hyperlink>
+      <w:r>
+        <w:rPr>
+          <w:lang w:val="id_ID" w:bidi="id_ID"/>
+        </w:rPr>
+        <w:t>Rm. 3:20</w:t>
+      </w:r>
       <w:r>
         <w:rPr>
           <w:lang w:val="id_ID" w:bidi="id_ID"/>
         </w:rPr>
         <w:t xml:space="preserve">, </w:t>
       </w:r>
-      <w:hyperlink r:id="rId89">
-        <w:r>
-          <w:rPr>
-            <w:lang w:val="id_ID" w:bidi="id_ID"/>
-          </w:rPr>
-          <w:rPr>
-            <w:color w:val="0000EE"/>
-            <w:u w:val="single"/>
-          </w:rPr>
-          <w:t>28</w:t>
-        </w:r>
-      </w:hyperlink>
+      <w:r>
+        <w:rPr>
+          <w:lang w:val="id_ID" w:bidi="id_ID"/>
+        </w:rPr>
+        <w:t>28</w:t>
+      </w:r>
       <w:r>
         <w:rPr>
           <w:lang w:val="id_ID" w:bidi="id_ID"/>
         </w:rPr>
         <w:t xml:space="preserve">; </w:t>
       </w:r>
-      <w:hyperlink r:id="rId90">
-        <w:r>
-          <w:rPr>
-            <w:lang w:val="id_ID" w:bidi="id_ID"/>
-          </w:rPr>
-          <w:rPr>
-            <w:color w:val="0000EE"/>
-            <w:u w:val="single"/>
-          </w:rPr>
-          <w:t>Gal. 2:16</w:t>
-        </w:r>
-      </w:hyperlink>
+      <w:r>
+        <w:rPr>
+          <w:lang w:val="id_ID" w:bidi="id_ID"/>
+        </w:rPr>
+        <w:t>Gal. 2:16</w:t>
+      </w:r>
       <w:r>
         <w:rPr>
           <w:lang w:val="id_ID" w:bidi="id_ID"/>
         </w:rPr>
         <w:t>) atau, memang, dengan apa pun yang mungkin mereka bisa lakukan (</w:t>
       </w:r>
-      <w:hyperlink r:id="rId91">
-        <w:r>
-          <w:rPr>
-            <w:lang w:val="id_ID" w:bidi="id_ID"/>
-          </w:rPr>
-          <w:rPr>
-            <w:color w:val="0000EE"/>
-            <w:u w:val="single"/>
-          </w:rPr>
-          <w:t>Rm. 4:3–5</w:t>
-        </w:r>
-      </w:hyperlink>
+      <w:r>
+        <w:rPr>
+          <w:lang w:val="id_ID" w:bidi="id_ID"/>
+        </w:rPr>
+        <w:t>Rm. 4:3–5</w:t>
+      </w:r>
       <w:r>
         <w:rPr>
           <w:lang w:val="id_ID" w:bidi="id_ID"/>
         </w:rPr>
         <w:t>). Sementara itu, Yakobus menekankan bahwa perbuatan baik adalah bukti dari hubungan yang tulus dengan Allah berdasarkan iman. Iman alkitabiah yang sejati akan selalu menghasilkan perbuatan baik yang menyenangkan Allah. Yakobus menunjukkan bahwa iman tidak dapat direduksi menjadi sekadar pengakuan kebenaran (</w:t>
       </w:r>
-      <w:hyperlink r:id="rId76">
-        <w:r>
-          <w:rPr>
-            <w:lang w:val="id_ID" w:bidi="id_ID"/>
-          </w:rPr>
-          <w:rPr>
-            <w:color w:val="0000EE"/>
-            <w:u w:val="single"/>
-          </w:rPr>
-          <w:t>Yak. 2:19</w:t>
-        </w:r>
-      </w:hyperlink>
+      <w:r>
+        <w:rPr>
+          <w:lang w:val="id_ID" w:bidi="id_ID"/>
+        </w:rPr>
+        <w:t>Yak. 2:19</w:t>
+      </w:r>
       <w:r>
         <w:rPr>
           <w:lang w:val="id_ID" w:bidi="id_ID"/>
         </w:rPr>
         <w:t>), dan kesetiaan tidak mengizinkan kesetiaan yang terbagi antara Allah dan dunia (</w:t>
       </w:r>
-      <w:hyperlink r:id="rId92">
-        <w:r>
-          <w:rPr>
-            <w:lang w:val="id_ID" w:bidi="id_ID"/>
-          </w:rPr>
-          <w:rPr>
-            <w:color w:val="0000EE"/>
-            <w:u w:val="single"/>
-          </w:rPr>
-          <w:t>Yak. 1:8</w:t>
-        </w:r>
-      </w:hyperlink>
+      <w:r>
+        <w:rPr>
+          <w:lang w:val="id_ID" w:bidi="id_ID"/>
+        </w:rPr>
+        <w:t>Yak. 1:8</w:t>
+      </w:r>
       <w:r>
         <w:rPr>
           <w:lang w:val="id_ID" w:bidi="id_ID"/>
         </w:rPr>
         <w:t xml:space="preserve">; </w:t>
       </w:r>
-      <w:hyperlink r:id="rId93">
-        <w:r>
-          <w:rPr>
-            <w:lang w:val="id_ID" w:bidi="id_ID"/>
-          </w:rPr>
-          <w:rPr>
-            <w:color w:val="0000EE"/>
-            <w:u w:val="single"/>
-          </w:rPr>
-          <w:t>4:4</w:t>
-        </w:r>
-      </w:hyperlink>
+      <w:r>
+        <w:rPr>
+          <w:lang w:val="id_ID" w:bidi="id_ID"/>
+        </w:rPr>
+        <w:t>4:4</w:t>
+      </w:r>
       <w:r>
         <w:rPr>
           <w:lang w:val="id_ID" w:bidi="id_ID"/>
         </w:rPr>
         <w:t xml:space="preserve">, </w:t>
       </w:r>
-      <w:hyperlink r:id="rId64">
-        <w:r>
-          <w:rPr>
-            <w:lang w:val="id_ID" w:bidi="id_ID"/>
-          </w:rPr>
-          <w:rPr>
-            <w:color w:val="0000EE"/>
-            <w:u w:val="single"/>
-          </w:rPr>
-          <w:t>7</w:t>
-        </w:r>
-      </w:hyperlink>
+      <w:r>
+        <w:rPr>
+          <w:lang w:val="id_ID" w:bidi="id_ID"/>
+        </w:rPr>
+        <w:t>7</w:t>
+      </w:r>
       <w:r>
         <w:rPr>
           <w:lang w:val="id_ID" w:bidi="id_ID"/>
